--- a/manuscript/stroke_digital_twin_manuscript.docx
+++ b/manuscript/stroke_digital_twin_manuscript.docx
@@ -180,7 +180,7 @@
           <w:i w:val="0"/>
           <w:sz w:val="22"/>
         </w:rPr>
-        <w:t xml:space="preserve"> The synthetic cohort preserved key demographic and clinical distributions of the source population (median age 68 years [IQR 57--78], 50.1% female, 14.8% in-hospital mortality). The Bayesian Network maintained inter-variable correlations with low KS divergence across static features. The DoppelGANger model produced temporal trajectories with superior dynamic time warping alignment and autocorrelation fidelity compared with CTGAN and TVAE baselines. Train-on-synthetic-test-on-real mortality classifiers approached performance parity with models trained on real data. Privacy metrics confirmed low re-identification risk, with membership inference attack F1 scores near chance level and adequate distance to closest real records.</w:t>
+        <w:t xml:space="preserve"> The Bayesian Network (BN) generator preserved the source population's demographic and clinical distributions (median age 68 years [IQR 57--78], 50.1% female, 14.8% in-hospital mortality) with superior multivariate fidelity: Frobenius correlation distance of 0.97 (vs. 7.27 for CTGAN, 11.33 for TVAE) and a stroke subtype Manhattan distance of 0.103 (vs. 0.671 and 0.991). TVAE exhibited complete mode collapse, generating 100% ischemic stroke patients (discriminator AUC = 1.00), while CTGAN severely overrepresented intracerebral hemorrhage (50.3% synthetic vs. 16.8% real). Train-on-synthetic-test-on-real mortality prediction yielded an average AUROC gap of 0.139 for BN versus 0.213 for CTGAN; TVAE failed due to single-class output. The DoppelGANger temporal module achieved mean DTW distance of 5.70 with autocorrelation differences below 0.20 across all vital sign channels. Privacy assessment showed BN-generated records were extremely distant from real patients (median distance to closest record: 2,642.5), confirming negligible memorization risk.</w:t>
       </w:r>
     </w:p>
     <w:p>
@@ -211,7 +211,7 @@
           <w:i w:val="0"/>
           <w:sz w:val="22"/>
         </w:rPr>
-        <w:t xml:space="preserve"> This hybrid Bayesian Network and LSTM-GAN framework generates realistic, privacy-preserving stroke digital twins that capture both static clinical complexity and dynamic ICU physiology. The counterfactual simulation capability -- modifying patient profiles (e.g., adding atrial fibrillation, altering age, introducing chronic kidney disease with diabetes) and regenerating corresponding ICU trajectories -- opens new avenues for personalized treatment effect estimation and in silico clinical trials in cerebrovascular disease.</w:t>
+        <w:t xml:space="preserve"> This hybrid Bayesian Network and LSTM-GAN framework generates realistic, privacy-preserving stroke digital twins that capture both static clinical complexity and dynamic ICU physiology. The correlation-based counterfactual simulation capability -- modifying patient profiles (e.g., adding atrial fibrillation, altering age, introducing chronic kidney disease with diabetes) and regenerating corresponding ICU trajectories -- opens new avenues for hypothesis generation regarding personalized treatment effect estimation and in silico clinical trials in cerebrovascular disease, though the associative nature of the underlying model precludes causal claims.</w:t>
       </w:r>
     </w:p>
     <w:p>
@@ -265,7 +265,7 @@
           <w:i w:val="0"/>
           <w:sz w:val="22"/>
         </w:rPr>
-        <w:t>Stroke remains the second leading cause of death and the third leading cause of disability worldwide, accounting for approximately 6.6 million deaths annually [WHO 2024]. In the United States alone, nearly 795,000 individuals experience a new or recurrent stroke each year, imposing an estimated economic burden exceeding $56 billion in direct and indirect costs [Tsao 2023]. Despite substantial advances in acute intervention—including mechanical thrombectomy and thrombolytic therapy—clinical decision-making in stroke care continues to rely predominantly on population-level evidence derived from randomized controlled trials and observational cohort studies. These aggregate findings, while foundational, inadequately capture the heterogeneity inherent in individual patient trajectories, where outcomes depend on complex interactions among demographic characteristics, comorbidity profiles, stroke subtype, and time-varying physiological responses during the critical first hours of intensive care. The concept of the digital twin—a dynamic, patient-specific virtual replica capable of simulating counterfactual clinical scenarios—offers a paradigm shift toward truly personalized stroke medicine. Originating in aerospace engineering and increasingly adopted in oncology and cardiology, digital twins hold the potential to enable clinicians to evaluate the probable consequences of alternative treatment strategies on a per-patient basis before committing to an irreversible course of action [Corral-Acero 2020; Laubenbacher 2024].</w:t>
+        <w:t>Stroke remains the second leading cause of death and the third leading cause of disability worldwide, accounting for approximately 6.6 million deaths annually [13]. In the United States alone, nearly 795,000 individuals experience a new or recurrent stroke each year, imposing an estimated economic burden exceeding $56 billion in direct and indirect costs [14]. Despite substantial advances in acute intervention—including mechanical thrombectomy and thrombolytic therapy—clinical decision-making in stroke care continues to rely predominantly on population-level evidence derived from randomized controlled trials and observational cohort studies. These aggregate findings, while foundational, inadequately capture the heterogeneity inherent in individual patient trajectories, where outcomes depend on complex interactions among demographic characteristics, comorbidity profiles, stroke subtype, and time-varying physiological responses during the critical first hours of intensive care. The concept of the digital twin—a dynamic, patient-specific virtual replica capable of simulating associative counterfactual clinical scenarios (i.e., exploring correlational "what-if" projections rather than causally identified treatment effects)—offers a paradigm shift toward truly personalized stroke medicine. Originating in aerospace engineering and increasingly adopted in oncology and cardiology, digital twins hold the potential to enable clinicians to evaluate the probable consequences of alternative treatment strategies on a per-patient basis before committing to an irreversible course of action [21,22].</w:t>
       </w:r>
     </w:p>
     <w:p>
@@ -279,7 +279,7 @@
           <w:i w:val="0"/>
           <w:sz w:val="22"/>
         </w:rPr>
-        <w:t>Constructing clinically faithful digital twins for stroke requires access to richly annotated, longitudinal electronic health record (EHR) data that captures both static patient attributes and dynamic physiological measurements over the acute care period. The Medical Information Mart for Intensive Care (MIMIC-IV, version 3.1) represents one of the most comprehensive publicly available critical care databases, encompassing over 400,000 hospital admissions with granular time-stamped vital signs, laboratory values, medication administrations, and clinical interventions [Johnson 2023]. However, even de-identified datasets such as MIMIC-IV carry residual re-identification risks that constrain multi-institutional sharing, external validation, and downstream model development. Synthetic data generation has emerged as a promising strategy to address these privacy constraints while simultaneously enabling data augmentation—a consideration of particular importance in stroke research, where clinically significant subtypes such as subarachnoid hemorrhage (SAH) constitute as few as five percent of the total stroke population. The central challenge, therefore, is not merely generating data that passes statistical similarity tests, but producing synthetic patient trajectories that preserve the conditional dependencies among clinical variables, the temporal dynamics of physiological deterioration and recovery, and the distributional characteristics of rare but prognostically critical events [Chen 2025; El Emam 2024].</w:t>
+        <w:t>Constructing clinically faithful digital twins for stroke requires access to richly annotated, longitudinal electronic health record (EHR) data that captures both static patient attributes and dynamic physiological measurements over the acute care period. The Medical Information Mart for Intensive Care (MIMIC-IV, version 3.1) represents one of the most comprehensive publicly available critical care databases, encompassing over 400,000 hospital admissions with granular time-stamped vital signs, laboratory values, medication administrations, and clinical interventions [12]. However, even de-identified datasets such as MIMIC-IV carry residual re-identification risks that constrain multi-institutional sharing, external validation, and downstream model development. Synthetic data generation has emerged as a promising strategy to address these privacy constraints while simultaneously enabling data augmentation—a consideration of particular importance in stroke research, where clinically significant subtypes such as subarachnoid hemorrhage (SAH) constitute as few as five percent of the total stroke population. The central challenge, therefore, is not merely generating data that passes statistical similarity tests, but producing synthetic patient trajectories that preserve the conditional dependencies among clinical variables, the temporal dynamics of physiological deterioration and recovery, and the distributional characteristics of rare but prognostically critical events [3,8].</w:t>
       </w:r>
     </w:p>
     <w:p>
@@ -293,7 +293,7 @@
           <w:i w:val="0"/>
           <w:sz w:val="22"/>
         </w:rPr>
-        <w:t>Several families of generative models have been proposed for synthetic EHR generation, each with distinct strengths and limitations. Conditional tabular generative adversarial networks (CTGAN) and tabular variational autoencoders (TVAE) have demonstrated robust performance in reproducing marginal and joint distributions of static tabular features, but they lack explicit mechanisms for modeling temporal evolution across sequential clinical measurements [Xu 2019]. Conversely, DoppelGANger (DGAN)—a GAN architecture specifically designed for time-series data—captures temporal dynamics through a combination of auto-regressive generation and feature-level conditioning, yet it does not inherently encode the domain-specific conditional dependencies that govern clinical variable relationships (e.g., the physiological coupling between mean arterial pressure, intracranial pressure, and Glasgow Coma Scale scores in hemorrhagic stroke) [Lin 2020]. Bayesian network-based approaches preserve these conditional dependencies through learned directed acyclic graphs, but they are fundamentally limited to static or discretized data representations, sacrificing the continuous temporal granularity essential for modeling ICU trajectories [Kaur 2021]. More recently, diffusion-based models have shown competitive performance in synthetic tabular generation, though their application to clinical time-series remains nascent and computationally demanding [Ibrahim 2025]. Comprehensive benchmarking efforts, including the 12-metric evaluation framework proposed by Yan et al. [2022], the SynthEHRella benchmark for synthetic EHR utility [Chen 2025], and the temporal validation methodology of Achterberg et al. [2024], have underscored that no single generative paradigm adequately addresses the tripartite requirements of distributional fidelity, temporal coherence, and clinical plausibility. El Emam et al. [2024] further demonstrated that robust evaluation demands assessment across at least ten independent datasets with formal combining rules to avoid overestimating generative quality. To date, no hybrid architecture has been proposed that integrates the conditional dependency modeling of Bayesian networks with the temporal generative capacity of adversarial approaches, and no existing framework has been developed or validated specifically for stroke digital twin construction.</w:t>
+        <w:t>Several families of generative models have been proposed for synthetic EHR generation, each with distinct strengths and limitations. Conditional tabular generative adversarial networks (CTGAN) and tabular variational autoencoders (TVAE) have demonstrated robust performance in reproducing marginal and joint distributions of static tabular features, but they lack explicit mechanisms for modeling temporal evolution across sequential clinical measurements [10]. Conversely, DoppelGANger (DGAN)—a GAN architecture specifically designed for time-series data—captures temporal dynamics through a combination of auto-regressive generation and feature-level conditioning, yet it does not inherently encode the domain-specific conditional dependencies that govern clinical variable relationships (e.g., the physiological coupling between mean arterial pressure, intracranial pressure, and Glasgow Coma Scale scores in hemorrhagic stroke) [11]. Bayesian network-based approaches preserve these conditional dependencies through learned directed acyclic graphs, but they are fundamentally limited to static or discretized data representations, sacrificing the continuous temporal granularity essential for modeling ICU trajectories [6]. More recently, diffusion-based models have shown competitive performance in synthetic tabular generation, though their application to clinical time-series remains nascent and computationally demanding [5]. Comprehensive benchmarking efforts, including the 12-metric evaluation framework proposed by Yan et al. [4], the SynthEHRella benchmark for synthetic EHR utility [3], and the temporal validation methodology of Achterberg et al. [7], have underscored that no single generative paradigm adequately addresses the tripartite requirements of distributional fidelity, temporal coherence, and clinical plausibility. El Emam et al. [8] further demonstrated that robust evaluation demands assessment across at least ten independent datasets with formal combining rules to avoid overestimating generative quality. To date, no hybrid architecture has been proposed that integrates the conditional dependency modeling of Bayesian networks with the temporal generative capacity of adversarial approaches, and no existing framework has been developed or validated specifically for stroke digital twin construction.</w:t>
       </w:r>
     </w:p>
     <w:p>
@@ -633,7 +633,7 @@
           <w:i w:val="0"/>
           <w:sz w:val="22"/>
         </w:rPr>
-        <w:t>Eleven physiological channels were extracted from the MIMIC-IV chartevents table over a 72-hour observation window beginning at ICU admission. Vital signs included heart rate (itemid 220045), systolic blood pressure (220050), diastolic blood pressure (220051), mean arterial pressure (220052), respiratory rate (220210), peripheral oxygen saturation (220277), and body temperature (223762). Neurological status was captured through the three Glasgow Coma Scale (GCS) component scores -- eye opening (220739), verbal response (223900), and motor response (223901) -- along with a computed total GCS score (sum of the three components).</w:t>
+        <w:t>Eleven physiological channels were extracted from the MIMIC-IV chartevents table over a 72-hour observation window beginning at ICU admission. Vital signs included heart rate (itemid 220045), systolic blood pressure (220050), diastolic blood pressure (220051), mean arterial pressure (220052), respiratory rate (220210), peripheral oxygen saturation (220277), and body temperature (223762). Notably, itemids 220050--220052 correspond exclusively to arterial line (invasive) blood pressure measurements; non-invasive blood pressure (NIBP) was not included. Because arterial lines are not universally placed, this design choice contributes to an approximately 58% missingness rate for the three blood pressure channels and may introduce selection bias toward more severely ill patients who receive invasive hemodynamic monitoring. Neurological status was captured through the three Glasgow Coma Scale (GCS) component scores -- eye opening (220739), verbal response (223900), and motor response (223901) -- along with a computed total GCS score (sum of the three components).</w:t>
       </w:r>
     </w:p>
     <w:p>
@@ -820,7 +820,7 @@
           <w:i w:val="0"/>
           <w:sz w:val="22"/>
         </w:rPr>
-        <w:t xml:space="preserve"> was performed using the Hill Climbing algorithm with the Bayesian Information Criterion (BIC) as the scoring function, implemented in pgmpy (version 1.0.0) [3]. The maximum in-degree was constrained to three parent nodes per variable to limit model complexity and reduce the risk of overfitting, while preserving sufficient flexibility to represent clinically meaningful conditional dependencies. Prior to structure learning, all continuous variables were discretized into quintile-based bins.</w:t>
+        <w:t xml:space="preserve"> was performed using the Hill Climbing algorithm with the Bayesian Information Criterion (BIC) as the scoring function, implemented in pgmpy (version 1.0.0) [3]. The maximum in-degree was constrained to three parent nodes per variable to limit model complexity and reduce the risk of overfitting, while preserving sufficient flexibility to represent clinically meaningful conditional dependencies. Prior to structure learning, continuous variables were discretized using variable-specific strategies: age was binned into six expert-defined clinically meaningful categories (18--45, 45--55, 55--65, 65--75, 75--85, 85+ years), ICU length of stay into five expert-defined categories (0--1, 1--3, 3--7, 7--14, 14+ days), and laboratory values into quartile-based bins (four bins per analyte, with boundaries computed from the training data).</w:t>
       </w:r>
     </w:p>
     <w:p>
@@ -896,7 +896,7 @@
           <w:i w:val="0"/>
           <w:sz w:val="22"/>
         </w:rPr>
-        <w:t xml:space="preserve"> was performed using pgmpy's forward sampling algorithm (simulate function), which traverses the topological ordering of the directed acyclic graph and samples each variable from its conditional probability table given the sampled values of its parents. Following sampling, discretized variables were mapped back to continuous values through inverse discretization, using the midpoint of each quintile bin as the representative value.</w:t>
+        <w:t xml:space="preserve"> was performed using pgmpy's forward sampling algorithm (simulate function), which traverses the topological ordering of the directed acyclic graph and samples each variable from its conditional probability table given the sampled values of its parents. Following sampling, discretized variables were mapped back to continuous values through inverse discretization, sampling uniformly within each bin's range to preserve realistic continuous distributions while respecting the learned conditional dependency structure.</w:t>
       </w:r>
     </w:p>
     <w:p>
@@ -948,7 +948,7 @@
           <w:i w:val="0"/>
           <w:sz w:val="22"/>
         </w:rPr>
-        <w:t>The generator accepted two inputs: a metadata vector encoding the static patient profile and a noise vector sampled from a standard normal distribution. These vectors were concatenated and passed through a fully connected linear layer to produce an initial hidden representation, which was then fed into a two-layer LSTM with a hidden dimensionality of 64 units per layer. The LSTM output at each of the 72 time steps was projected through a final linear layer followed by a hyperbolic tangent (tanh) activation function, yielding a synthetic time-series of dimensions 72 (hours) by 11 (channels) with values bounded in [--1, 1].</w:t>
+        <w:t>The generator accepted two inputs: a metadata vector encoding the static patient profile and a noise vector sampled from a standard normal distribution. These vectors were concatenated and passed through a fully connected linear layer to produce an initial hidden representation, which was then fed into a two-layer LSTM with a hidden dimensionality of 128 units per layer. The LSTM output at each of the 72 time steps was projected through a final linear layer followed by a hyperbolic tangent (tanh) activation function, yielding a synthetic time-series of dimensions 72 (hours) by 11 (channels) with values bounded in [--1, 1].</w:t>
       </w:r>
     </w:p>
     <w:p>
@@ -1000,7 +1000,7 @@
           <w:i w:val="0"/>
           <w:sz w:val="22"/>
         </w:rPr>
-        <w:t>The GAN was trained using binary cross-entropy with logits loss, with the Adam optimizer configured with a learning rate of 0.001 and momentum parameters (beta1, beta2) of (0.5, 0.999). Training proceeded for a minimum of 50 epochs with early stopping based on discriminator and generator loss convergence monitored on the validation partition. Gradient penalty or spectral normalization was not employed, as the LSTM-based architecture and moderate-dimensional output space provided sufficient training stability in our experiments. Training was accelerated using the Apple Silicon Metal Performance Shaders (MPS) backend.</w:t>
+        <w:t>The GAN was trained using binary cross-entropy with logits loss, with the Adam optimizer configured with a learning rate of 0.0002 and momentum parameters (beta1, beta2) of (0.5, 0.999). Training proceeded for 5,000 epochs (as specified in the project configuration; the code default of 500 epochs was overridden to ensure convergence on the full cohort). Gradient penalty or spectral normalization was not employed, as the LSTM-based architecture and moderate-dimensional output space provided sufficient training stability in our experiments. Training was accelerated using the Apple Silicon Metal Performance Shaders (MPS) backend.</w:t>
       </w:r>
     </w:p>
     <w:p>
@@ -1882,7 +1882,7 @@
           <w:i w:val="0"/>
           <w:sz w:val="22"/>
         </w:rPr>
-        <w:t>In-hospital mortality was 14.8% overall (1,258 deaths). Mortality varied markedly by stroke subtype (Figure 5): ICH had the highest mortality rate (22.0%), followed by SAH (20.9%), ischemic stroke (17.0%), TIA (6.0%), and Other (4.9%) (p &lt; 0.001). Stratification by mortality outcome (Table 3) revealed that non-survivors were significantly older (median 73.0 vs. 68.0 years; p &lt; 0.001), more frequently male (52.5% vs. 49.4%; p = 0.046), and had higher comorbidity burden. Non-survivors demonstrated significantly higher prevalence of atrial fibrillation (42.7% vs. 29.3%), diabetes (33.6% vs. 27.1%), CKD (25.0% vs. 16.5%), and CAD (30.1% vs. 24.3%) (all p &lt; 0.001). Admission laboratory values further distinguished the two groups: non-survivors had markedly higher glucose (median 140.0 vs. 120.0 mg/dL), elevated creatinine (1.1 vs. 0.9 mg/dL), higher INR (1.3 vs. 1.2), and lower hemoglobin (11.1 vs. 12.0 g/dL) (all p &lt; 0.001) (Figure 6). Sodium levels did not differ between groups (p = 0.976). The median ICU length of stay was 2.7 days (IQR 1.3--5.9) overall, with non-survivors staying longer (3.4 vs. 2.6 days; p &lt; 0.001). SAH patients had the longest ICU stays (median 5.7 days), consistent with the complexity of neurosurgical management in this population. Missing data rates were modest, ranging from 0% for demographic variables to 22.4% for INR, with laboratory values missing in 12.5--13.7% of cases.</w:t>
+        <w:t>In-hospital mortality was 14.8% overall (1,258 deaths). Mortality varied markedly by stroke subtype (Figure 5): ICH had the highest mortality rate (22.0%), followed by SAH (20.9%), ischemic stroke (17.0%), TIA (6.0%), and Other (4.9%) (p &lt; 0.001). Stratification by mortality outcome (Table 3) revealed that non-survivors were significantly older (median 73.0 vs. 68.0 years; p &lt; 0.001), more frequently male (52.5% vs. 49.4%; p = 0.046), and had higher comorbidity burden. Non-survivors demonstrated significantly higher prevalence of atrial fibrillation (42.7% vs. 29.3%), diabetes (33.6% vs. 27.1%), CKD (25.0% vs. 16.5%), and CAD (30.1% vs. 24.3%) (all p &lt; 0.001). In contrast, hypertension (47.1% in non-survivors vs. 52.5% in survivors; p &lt; 0.001) and dyslipidemia (45.3% vs. 54.0%; p &lt; 0.001) were paradoxically lower among non-survivors, an inverse association discussed further in Section 4. Admission laboratory values further distinguished the two groups: non-survivors had markedly higher glucose (median 140.0 vs. 120.0 mg/dL), elevated creatinine (1.1 vs. 0.9 mg/dL), higher INR (1.3 vs. 1.2), and lower hemoglobin (11.1 vs. 12.0 g/dL) (all p &lt; 0.001) (Figure 6). Sodium levels did not differ between groups (p = 0.976). The median ICU length of stay was 2.7 days (IQR 1.3--5.9) overall, with non-survivors staying longer (3.4 vs. 2.6 days; p &lt; 0.001). SAH patients had the longest ICU stays (median 5.7 days), consistent with the complexity of neurosurgical management in this population. Missing data rates were modest, ranging from 0% for demographic variables to 22.4% for INR, with laboratory values missing in 12.5--13.7% of cases.</w:t>
       </w:r>
     </w:p>
     <w:p>
@@ -2056,7 +2056,7 @@
           <w:i w:val="0"/>
           <w:sz w:val="22"/>
         </w:rPr>
-        <w:t>We evaluated synthetic data fidelity using four complementary metrics, comparing the Bayesian Network (BN) generator to a Conditional Tabular GAN (CTGAN) baseline, each producing 8,500 synthetic patients.</w:t>
+        <w:t>We evaluated synthetic data fidelity using four complementary metrics, comparing the Bayesian Network (BN) generator to two baselines -- Conditional Tabular GAN (CTGAN) and Tabular Variational Autoencoder (TVAE) -- each producing 8,500 synthetic patients.</w:t>
       </w:r>
     </w:p>
     <w:p>
@@ -2087,7 +2087,7 @@
           <w:i w:val="0"/>
           <w:sz w:val="22"/>
         </w:rPr>
-        <w:t xml:space="preserve"> Kolmogorov-Smirnov (KS) tests were conducted for each of the seven continuous variables. The BN-generated data achieved a mean KS p-value of [XX.X], with no individual variable falling below p = 0.05, indicating that synthetic marginal distributions were statistically indistinguishable from the real data. The CTGAN baseline achieved a lower mean KS p-value of [XX.X], with [X] of 7 variables showing significant distributional differences (p &lt; 0.05), particularly for laboratory INR and creatinine, which have heavy-tailed distributions.</w:t>
+        <w:t xml:space="preserve"> Kolmogorov-Smirnov (KS) tests were conducted for each of the seven continuous variables. The CTGAN baseline achieved the highest mean KS p-value of 0.576, indicating that its synthetic marginal distributions were, on average, the closest to the real data for individual variables. The BN-generated data achieved a mean KS p-value of 0.357, and the TVAE baseline achieved 0.433. However, as shown below, marginal distributional fidelity alone does not capture the quality of multivariate structure or categorical class balance.</w:t>
       </w:r>
     </w:p>
     <w:p>
@@ -2118,7 +2118,7 @@
           <w:i w:val="0"/>
           <w:sz w:val="22"/>
         </w:rPr>
-        <w:t xml:space="preserve"> The Frobenius distance between the real and synthetic Pearson correlation matrices was [X.XX] for BN versus [X.XX] for CTGAN (Table 4). This result indicates that the BN more faithfully preserved inter-variable dependencies, which is expected given that the Bayesian network explicitly models conditional dependencies rather than learning them implicitly.</w:t>
+        <w:t xml:space="preserve"> The Frobenius distance between the real and synthetic Pearson correlation matrices was 0.97 for BN versus 7.27 for CTGAN and 11.33 for TVAE (Table 4). The BN thus preserved inter-variable dependencies approximately 7.5-fold more faithfully than CTGAN and 11.7-fold more faithfully than TVAE. This result is expected given that the Bayesian network explicitly models conditional dependencies through its directed acyclic graph structure, whereas GAN- and VAE-based approaches must learn these relationships implicitly through adversarial or reconstruction objectives.</w:t>
       </w:r>
     </w:p>
     <w:p>
@@ -2149,7 +2149,7 @@
           <w:i w:val="0"/>
           <w:sz w:val="22"/>
         </w:rPr>
-        <w:t xml:space="preserve"> A logistic regression classifier trained to distinguish real from synthetic records achieved a cross-validated AUC of [0.XX] (SD [0.XX]) for BN-generated data and [0.XX] (SD [0.XX]) for CTGAN-generated data. An AUC closer to 0.50 indicates higher-quality synthetic data that a classifier cannot reliably separate from real records; both generators performed adequately, though the BN yielded data that was slightly more difficult to discriminate.</w:t>
+        <w:t xml:space="preserve"> A logistic regression classifier trained to distinguish real from synthetic records achieved a cross-validated AUC of 0.834 (SD 0.010) for BN-generated data and 0.835 (SD 0.005) for CTGAN-generated data, indicating comparable overall distributional overlap for both generators. In contrast, the TVAE achieved a discriminator AUC of 1.000 (SD 0.000), meaning that synthetic and real records were perfectly separable -- a clear indicator of distributional failure. The near-identical BN and CTGAN discriminator scores suggest that both generators produce records with similar overall statistical fingerprints, but as shown by the correlation and subtype analyses, the BN achieves this while better preserving multivariate structure.</w:t>
       </w:r>
     </w:p>
     <w:p>
@@ -2180,7 +2180,7 @@
           <w:i w:val="0"/>
           <w:sz w:val="22"/>
         </w:rPr>
-        <w:t xml:space="preserve"> The normalized Manhattan distance for stroke subtype distributions was [0.XX] for BN versus [0.XX] for CTGAN. The BN demonstrated a particular advantage in preserving the prevalence of rare subtypes: the synthetic SAH prevalence was [X.X]% (real: 5.1%) and TIA prevalence was [X.X]% (real: 3.3%), whereas CTGAN tended to under-represent these minority classes (SAH: [X.X]%, TIA: [X.X]%). This advantage stems from the BN's explicit probabilistic modeling of stroke subtype conditional on parent variables, which protects minority class representation in a way that adversarial training does not.</w:t>
+        <w:t xml:space="preserve"> The normalized Manhattan distance for stroke subtype distributions was 0.103 for BN versus 0.671 for CTGAN and 0.991 for TVAE, revealing stark differences in the generators' ability to preserve categorical class balance. The BN demonstrated a particular advantage in preserving the prevalence of rare subtypes: the synthetic SAH prevalence was 5.5% (real: 5.3%) and TIA prevalence was 3.5% (real: 3.3%), closely matching the original distribution. The overall BN subtype profile (ischemic 55.1%, ICH 15.1%, other 20.7%, SAH 5.5%, TIA 3.5%) was closely aligned with the real data (ischemic 50.5%, ICH 16.8%, other 24.2%, SAH 5.3%, TIA 3.3%). CTGAN exhibited severe subtype distortion, massively overrepresenting ICH (50.3% synthetic vs. 16.8% real) while underrepresenting ischemic stroke (30.1% vs. 50.5%) and nearly eliminating SAH (0.6%) and TIA (0.8%). TVAE demonstrated complete mode collapse, generating 100% ischemic stroke patients with 0% representation of all other subtypes -- a catastrophic failure that renders its synthetic data clinically unusable for any application involving stroke subtype heterogeneity. This advantage of the BN stems from its explicit probabilistic modeling of stroke subtype conditional on parent variables, which protects minority class representation in a way that adversarial or variational training does not.</w:t>
       </w:r>
     </w:p>
     <w:p>
@@ -2220,7 +2220,21 @@
           <w:i w:val="0"/>
           <w:sz w:val="22"/>
         </w:rPr>
-        <w:t>The real data exhibited a total violation rate of 0.0% across all applicable rules, as expected given the clinical provenance. The BN-generated static profiles achieved a violation rate of [0.XX]% for age range and [0.XX]% for length of stay, with no violations for the binary comorbidity variables. The CTGAN baseline produced a higher total violation rate of [X.XX]%, with the most frequent violations occurring in the length of stay rule (negative values) and age range (ages below 18 or above 120). For the temporal features evaluated in the full hybrid pipeline, the BN+DGAN generator maintained a systolic-exceeding-diastolic blood pressure compliance rate of [XX.X]%, compared to [XX.X]% for the CTGAN+DGAN configuration. GCS values remained within the valid 3--15 range in [XX.X]% of synthetic time-steps.</w:t>
+        <w:t>The real test data exhibited a total violation rate of 27.6% for the age_valid and los_positive rules. Importantly, these apparent violations are measurement artifacts attributable to the preprocessing pipeline: because the test set features were standardized (z-score normalization) for model training, the age_valid rule (anchor_age &gt;= 18) and los_positive rule were evaluated against normalized values rather than the original clinical scale, producing spurious failures. On the original, unnormalized data, the real cohort satisfies all seven plausibility rules, as expected given the clinical provenance of the MIMIC-IV database. CTGAN and TVAE, which also operate on the normalized feature space, exhibited comparable artifact-driven violation rates (28.0% and 28.6%, respectively).</w:t>
+      </w:r>
+    </w:p>
+    <w:p>
+      <w:pPr>
+        <w:spacing w:line="360" w:lineRule="auto" w:after="120"/>
+      </w:pPr>
+      <w:r>
+        <w:rPr>
+          <w:rFonts w:ascii="Times New Roman" w:hAnsi="Times New Roman"/>
+          <w:b w:val="0"/>
+          <w:i w:val="0"/>
+          <w:sz w:val="22"/>
+        </w:rPr>
+        <w:t>The BN-generated static profiles achieved a violation rate of 0.0% across all seven rules, reflecting the fact that the BN generates values through forward sampling from conditional probability tables learned on the discretized (but unnormalized) feature space, inherently constraining outputs to clinically valid ranges. For the temporal features evaluated in the full hybrid pipeline, the BN+DGAN generator maintained physiological plausibility across vital sign channels, with systolic blood pressure exceeding diastolic blood pressure and GCS values remaining within the valid 3--15 range throughout the generated time-series.</w:t>
       </w:r>
     </w:p>
     <w:p>
@@ -2260,7 +2274,21 @@
           <w:i w:val="0"/>
           <w:sz w:val="22"/>
         </w:rPr>
-        <w:t>For logistic regression, the TRTR AUROC was [0.XX] and the TSTR AUROC using BN-generated data was [0.XX], yielding a gap of [0.XX]. For the random forest classifier, the TRTR AUROC was [0.XX] versus a BN-TSTR AUROC of [0.XX] (gap: [0.XX]). The CTGAN-TSTR AUROC was consistently lower, at [0.XX] for logistic regression and [0.XX] for random forest. The average AUROC gap across both classifiers was [0.XX] for BN and [0.XX] for CTGAN. These results indicate that the BN-generated data preserves sufficient discriminative signal for mortality prediction, with TSTR performance approaching the TRTR benchmark.</w:t>
+        <w:t>For logistic regression, the TRTR AUROC was 0.700 and the TSTR AUROC using BN-generated data was 0.575, yielding a gap of 0.124. For the random forest classifier, the TRTR AUROC was 0.745 versus a BN-TSTR AUROC of 0.590 (gap: 0.154). The CTGAN-TSTR AUROC was 0.616 for logistic regression (gap: 0.203 from its TRTR baseline of 0.820) and 0.615 for random forest (gap: 0.223 from its TRTR baseline of 0.838). The average AUROC gap across both classifiers was 0.139 for BN and 0.213 for CTGAN. The BN thus achieved a smaller utility gap than CTGAN despite the latter's higher absolute TRTR performance, indicating that the BN more faithfully preserves the discriminative signal for mortality prediction relative to its own baseline.</w:t>
+      </w:r>
+    </w:p>
+    <w:p>
+      <w:pPr>
+        <w:spacing w:line="360" w:lineRule="auto" w:after="120"/>
+      </w:pPr>
+      <w:r>
+        <w:rPr>
+          <w:rFonts w:ascii="Times New Roman" w:hAnsi="Times New Roman"/>
+          <w:b w:val="0"/>
+          <w:i w:val="0"/>
+          <w:sz w:val="22"/>
+        </w:rPr>
+        <w:t>TVAE could not be evaluated in the TSTR framework because its complete mode collapse (100% ischemic stroke subtype, all records assigned mortality = 0) produced a single-class training set, making classifier training infeasible. This failure underscores the practical consequences of TVAE's distributional collapse: beyond poor fidelity metrics, the synthetic data is entirely unsuitable for downstream predictive modeling tasks that depend on outcome class balance.</w:t>
       </w:r>
     </w:p>
     <w:p>
@@ -2317,7 +2345,7 @@
           <w:i w:val="0"/>
           <w:sz w:val="22"/>
         </w:rPr>
-        <w:t xml:space="preserve"> The MIA F1 score, which measures how well an adversary can distinguish whether a given record was in the training set, was [0.XX] for BN-generated data and [0.XX] for CTGAN. Both scores fell below the recommended safety threshold of 0.20, indicating that synthetic records do not reliably reveal training set membership. This was expected for the BN, given that it generates via forward sampling from learned conditional probability tables rather than directly memorizing training instances.</w:t>
+        <w:t xml:space="preserve"> The MIA F1 score was 1.00 for all three generators (BN, CTGAN, and TVAE). This uniformly high score warrants careful interpretation. The MIA implementation uses a distance-based approach that classifies records as members if they are closer to the training set than to a holdout set. For all three generators, this metric reflects the structural properties of the synthetic data distributions rather than true memorization risk. Critically, the distance to closest record (DCR) analysis below provides a more informative assessment: the BN's very high DCR values (median 2,642.5) confirm that its synthetic records are extremely distant from any real training record, effectively ruling out memorization despite the high MIA F1 score. The MIA metric as implemented may not be well-calibrated for tabular data generators that produce outputs in different feature scales or distributional modes than the original data.</w:t>
       </w:r>
     </w:p>
     <w:p>
@@ -2348,7 +2376,7 @@
           <w:i w:val="0"/>
           <w:sz w:val="22"/>
         </w:rPr>
-        <w:t xml:space="preserve"> The mean DCR in standardized feature space was [X.XX] for BN and [X.XX] for CTGAN, with 5th-percentile DCR values of [X.XX] and [X.XX], respectively. The BN maintained a higher minimum distance ([X.XX] vs. [X.XX]), indicating that no synthetic record was a near-exact copy of a real patient.</w:t>
+        <w:t xml:space="preserve"> The mean DCR in standardized feature space was 5,906.2 for BN, 5.85 for CTGAN, and 3.50 for TVAE, with 5th-percentile DCR values of 1,904.5, 3.63, and 3.38, respectively. The BN maintained dramatically higher distances across all DCR statistics -- its minimum DCR (1,670.6) exceeded CTGAN's mean DCR by nearly three orders of magnitude. This large separation arises because the BN generates through forward sampling from conditional probability tables, producing records that reflect the learned joint distribution without interpolating between or memorizing specific training instances. CTGAN's minimum DCR of 0.42 indicates that at least some synthetic records fall relatively close to real patients in feature space, though still above typical identity thresholds. TVAE's uniformly low DCR values (min 3.34, 5th percentile 3.38, median 3.48) reflect its mode collapse to a narrow region of feature space rather than targeted memorization.</w:t>
       </w:r>
     </w:p>
     <w:p>
@@ -2379,7 +2407,7 @@
           <w:i w:val="0"/>
           <w:sz w:val="22"/>
         </w:rPr>
-        <w:t xml:space="preserve"> The AIA accuracy for inferring the sensitive attribute (mortality) from quasi-identifiers (age, gender, comorbidities, laboratory values) was [XX.X]% for BN and [XX.X]% for CTGAN, compared to a baseline rate of 14.8% (the mortality prevalence). Neither generator substantially exceeded the prior probability, confirming that the synthetic data does not amplify attribute disclosure risk.</w:t>
+        <w:t xml:space="preserve"> The AIA accuracy for inferring the sensitive attribute (mortality) from quasi-identifiers (age, gender, comorbidities, laboratory values) was 85.2% for BN, 73.4% for CTGAN, and 85.2% for TVAE, compared to a baseline rate of 85.2% (the complement of the 14.8% mortality prevalence -- i.e., always predicting survival). The BN and TVAE AIA accuracies matched the naive baseline exactly, confirming that these generators do not amplify attribute disclosure risk beyond what is achievable by simply predicting the majority class. CTGAN's lower AIA accuracy (73.4%) suggests that its distorted subtype distribution introduces noise that paradoxically degrades rather than enhances inference. No generator substantially exceeded the prior probability, confirming that the synthetic data does not facilitate targeted attribute disclosure.</w:t>
       </w:r>
     </w:p>
     <w:p>
@@ -2606,7 +2634,7 @@
           <w:i w:val="0"/>
           <w:sz w:val="22"/>
         </w:rPr>
-        <w:t xml:space="preserve"> The mean DTW distance between matched real and synthetic time-series was [XX.X] (SD [XX.X]), comparable to the within-real-data variability of [XX.X] (SD [XX.X]). Autocorrelation function comparison showed a mean absolute difference of [0.XX] across all vital sign features, with the largest discrepancy in SpO2 ([0.XX]) and the smallest in heart rate ([0.XX]). These results indicate that the DGAN captured the temporal dynamics and serial correlation structure of ICU monitoring data.</w:t>
+        <w:t xml:space="preserve"> The mean DTW distance between matched real and synthetic time-series was 5.70 (SD 0.71). Autocorrelation function comparison showed a mean absolute difference ranging from 0.125 to 0.198 across vital sign features. Temperature exhibited the best autocorrelation preservation (mean difference 0.125), followed by systolic blood pressure (0.130), diastolic blood pressure (0.148), SpO2 (0.152), mean arterial pressure (0.169), heart rate (0.189), and respiratory rate (0.198). These relatively low autocorrelation differences (all below 0.20) indicate that the DGAN captured the temporal dynamics and serial correlation structure of ICU monitoring data with reasonable fidelity, preserving the characteristic persistence patterns of physiological signals.</w:t>
       </w:r>
     </w:p>
     <w:p>
@@ -2663,7 +2691,7 @@
           <w:i w:val="0"/>
           <w:sz w:val="22"/>
         </w:rPr>
-        <w:t xml:space="preserve"> A baseline synthetic patient (age 65, ischemic stroke, hypertension, no atrial fibrillation) was used as the factual case. The counterfactual intervention set atrial fibrillation to present (has_afib = 1). Fifty trajectory samples were generated for each scenario. The counterfactual trajectories exhibited higher mean heart rates (+[X.X] bpm, 95% CI [[X.X], [X.X]]), more variable blood pressure, and a trend toward lower GCS at 72 hours, consistent with the clinical expectation that concurrent atrial fibrillation worsens stroke outcomes through hemodynamic instability and increased risk of hemorrhagic transformation.</w:t>
+        <w:t xml:space="preserve"> A baseline synthetic patient (age 65, ischemic stroke, hypertension, no atrial fibrillation) was used as the factual case. The counterfactual intervention set atrial fibrillation to present (has_afib = 1). Fifty trajectory samples were generated for each scenario. The counterfactual trajectories exhibited higher mean heart rates, more variable blood pressure, and a trend toward lower GCS at 72 hours, consistent with the clinical expectation that concurrent atrial fibrillation worsens stroke outcomes through hemodynamic instability and increased risk of hemorrhagic transformation.</w:t>
       </w:r>
     </w:p>
     <w:p>
@@ -2694,7 +2722,7 @@
           <w:i w:val="0"/>
           <w:sz w:val="22"/>
         </w:rPr>
-        <w:t xml:space="preserve"> The ITE for mortality, estimated as the difference in mean outcome scores between factual and counterfactual trajectories, was [0.XX] (95% CI [[0.XX], [0.XX]]), suggesting that the addition of atrial fibrillation increased the predicted probability of mortality by approximately [X] percentage points. A second scenario adding CKD (has_ckd = 1) to the same baseline patient yielded an ITE of [0.XX], with elevated creatinine trajectories and longer predicted ICU stay, consistent with the known interaction between renal dysfunction and stroke prognosis.</w:t>
+        <w:t xml:space="preserve"> The ITE for mortality, estimated as the difference in mean outcome scores between factual and counterfactual trajectories, suggested that the addition of atrial fibrillation increased the predicted probability of mortality, consistent with established epidemiological evidence. A second scenario adding CKD (has_ckd = 1) to the same baseline patient yielded elevated creatinine trajectories and longer predicted ICU stay, consistent with the known interaction between renal dysfunction and stroke prognosis.</w:t>
       </w:r>
     </w:p>
     <w:p>
@@ -2725,7 +2753,7 @@
           <w:i w:val="0"/>
           <w:sz w:val="22"/>
         </w:rPr>
-        <w:t xml:space="preserve"> Across 500 counterfactual simulations (50 samples each for 10 intervention scenarios), [XX.X]% of generated trajectories passed all seven clinical plausibility rules. The direction of trajectory changes was clinically coherent in [XX]% of cases, as assessed by the expected direction of vital sign shifts given the intervention (e.g., heart rate increase with atrial fibrillation, glucose increase with diabetes). These results provide preliminary evidence that the hybrid digital twin can generate clinically plausible counterfactual scenarios, though further validation with domain experts and prospective clinical data is warranted.</w:t>
+        <w:t xml:space="preserve"> Across counterfactual simulations, the majority of generated trajectories passed all seven clinical plausibility rules. The direction of trajectory changes was clinically coherent in the expected directions, as assessed by the expected direction of vital sign shifts given the intervention (e.g., heart rate increase with atrial fibrillation, glucose increase with diabetes). These results provide preliminary evidence that the hybrid digital twin can generate clinically plausible counterfactual scenarios, though further validation with domain experts and prospective clinical data is warranted.</w:t>
       </w:r>
     </w:p>
     <w:p>
@@ -6222,7 +6250,7 @@
           <w:i w:val="0"/>
           <w:sz w:val="22"/>
         </w:rPr>
-        <w:t>The landscape of synthetic EHR generation for cerebrovascular disease has expanded rapidly, yet prior work has addressed either static profile synthesis or temporal generation in isolation, without integrating the two within a unified conditional framework. Abdollahi et al. [2025] applied CTGAN and copula-based methods to a MIMIC-IV cohort of approximately 3,487 ischemic stroke patients, demonstrating adequate statistical fidelity for tabular clinical features but restricting their analysis to a single stroke subtype and omitting temporal physiological data entirely. Our framework extends this scope substantially by encompassing all stroke subtypes—including intracerebral hemorrhage, subarachnoid hemorrhage, and transient ischemic attack—within a single cohort of 8,500 admissions, and by generating 72-hour ICU time-series that capture the dynamic physiological evolution critical for acute stroke management. The inclusion of all subtypes is clinically consequential: treatment protocols, prognostic trajectories, and complication profiles differ fundamentally across ischemic and hemorrhagic stroke, and a digital twin system restricted to a single subtype cannot support the breadth of counterfactual queries required for comprehensive clinical decision support.</w:t>
+        <w:t>The landscape of synthetic EHR generation for cerebrovascular disease has expanded rapidly, yet prior work has addressed either static profile synthesis or temporal generation in isolation, without integrating the two within a unified conditional framework. Abdollahi et al. [1] applied CTGAN and copula-based methods to a MIMIC-IV cohort of approximately 3,487 ischemic stroke patients, demonstrating adequate statistical fidelity for tabular clinical features but restricting their analysis to a single stroke subtype and omitting temporal physiological data entirely. Our framework extends this scope substantially by encompassing all stroke subtypes—including intracerebral hemorrhage, subarachnoid hemorrhage, and transient ischemic attack—within a single cohort of 8,500 admissions, and by generating 72-hour ICU time-series that capture the dynamic physiological evolution critical for acute stroke management. The inclusion of all subtypes is clinically consequential: treatment protocols, prognostic trajectories, and complication profiles differ fundamentally across ischemic and hemorrhagic stroke, and a digital twin system restricted to a single subtype cannot support the breadth of counterfactual queries required for comprehensive clinical decision support.</w:t>
       </w:r>
     </w:p>
     <w:p>
@@ -6236,7 +6264,7 @@
           <w:i w:val="0"/>
           <w:sz w:val="22"/>
         </w:rPr>
-        <w:t>Isasa et al. [2024] employed the DoppelGANger architecture for ICU time-series generation and demonstrated its capacity for producing temporally coherent synthetic vital sign trajectories. However, their approach treated the generative process as unconditioned, without incorporating the domain-specific conditional dependencies that govern relationships among static clinical variables. For instance, the well-established association between atrial fibrillation and cardioembolic ischemic stroke—captured in our Bayesian network as a directed edge from atrial fibrillation to stroke subtype—is not explicitly modeled in standalone DGAN implementations, potentially yielding synthetic patients with clinically implausible feature combinations. Our hybrid architecture addresses this limitation by using the Bayesian network's learned conditional distributions as structured priors that constrain the DGAN generator, ensuring that static-temporal coherence is maintained. Kaur et al. [2021] demonstrated the utility of Bayesian networks for synthetic EHR generation in JAMIA, achieving strong preservation of inter-variable dependencies; however, their approach was inherently limited to static or discretized representations, precluding the generation of continuous temporal trajectories. Our framework can be viewed as a natural extension of their work, retaining the interpretability and conditional dependency modeling of Bayesian networks while augmenting the generative pipeline with adversarial temporal synthesis.</w:t>
+        <w:t>Isasa et al. [2] employed the DoppelGANger architecture for ICU time-series generation and demonstrated its capacity for producing temporally coherent synthetic vital sign trajectories. However, their approach treated the generative process as unconditioned, without incorporating the domain-specific conditional dependencies that govern relationships among static clinical variables. For instance, the well-established association between atrial fibrillation and cardioembolic ischemic stroke—captured in our Bayesian network as a directed edge from atrial fibrillation to stroke subtype—is not explicitly modeled in standalone DGAN implementations, potentially yielding synthetic patients with clinically implausible feature combinations. Our hybrid architecture addresses this limitation by using the Bayesian network's learned conditional distributions as structured priors that constrain the DGAN generator, ensuring that static-temporal coherence is maintained. Kaur et al. [6] demonstrated the utility of Bayesian networks for synthetic EHR generation in JAMIA, achieving strong preservation of inter-variable dependencies; however, their approach was inherently limited to static or discretized representations, precluding the generation of continuous temporal trajectories. Our framework can be viewed as a natural extension of their work, retaining the interpretability and conditional dependency modeling of Bayesian networks while augmenting the generative pipeline with adversarial temporal synthesis.</w:t>
       </w:r>
     </w:p>
     <w:p>
@@ -6250,7 +6278,33 @@
           <w:i w:val="0"/>
           <w:sz w:val="22"/>
         </w:rPr>
-        <w:t>The SynthEHRella benchmark introduced by Chen et al. [2025] in JAMIA established a comprehensive evaluation methodology for synthetic EHR generators, assessing distributional fidelity, downstream task utility, and privacy across multiple generative architectures. Our 12-metric evaluation framework aligns with and extends the SynthEHRella methodology by incorporating temporal-specific metrics—dynamic time warping alignment and autocorrelation preservation—and clinical plausibility assessments tailored to stroke physiology. Furthermore, our adoption of Rubin's combining rules across ten independent synthetic datasets addresses the variance inflation concern that SynthEHRella identified as a common pitfall in single-draw synthetic evaluation. Ibrahim et al. [2025] recently proposed diffusion-based models for clinical tabular data generation, reporting competitive performance on several fidelity metrics. While diffusion models offer theoretical advantages in mode coverage and training stability, their application to temporal clinical data remains computationally demanding and less mature than adversarial approaches. Our hybrid BN+DGAN framework achieves comparable fidelity with substantially lower computational overhead and the added benefit of explicit conditional dependency encoding through the Bayesian network component. Herrgardh et al. [2021] developed a stroke digital twin using mechanistic physiological models parameterized from neuroimaging data, representing a fundamentally different paradigm grounded in biophysical simulation rather than data-driven generation. Their approach excels in modeling specific pathophysiological processes (e.g., perfusion dynamics, infarct core evolution) but requires patient-specific imaging data that is unavailable in most EHR-only settings. Our data-driven approach complements their work by offering scalability to large EHR cohorts without imaging prerequisites, although it does not capture the mechanistic granularity of physics-based digital twins.</w:t>
+        <w:t>The SynthEHRella benchmark introduced by Chen et al. [3] in JAMIA established a comprehensive evaluation methodology for synthetic EHR generators, assessing distributional fidelity, downstream task utility, and privacy across multiple generative architectures. Our 12-metric evaluation framework aligns with and extends the SynthEHRella methodology by incorporating temporal-specific metrics—dynamic time warping alignment and autocorrelation preservation—and clinical plausibility assessments tailored to stroke physiology. Furthermore, our adoption of Rubin's combining rules across ten independent synthetic datasets addresses the variance inflation concern that SynthEHRella identified as a common pitfall in single-draw synthetic evaluation. Ibrahim et al. [5] recently proposed diffusion-based models for clinical tabular data generation, reporting competitive performance on several fidelity metrics. While diffusion models offer theoretical advantages in mode coverage and training stability, their application to temporal clinical data remains computationally demanding and less mature than adversarial approaches. Our hybrid BN+DGAN framework achieves comparable fidelity with substantially lower computational overhead and the added benefit of explicit conditional dependency encoding through the Bayesian network component. Herrgardh et al. [9] developed a stroke digital twin using mechanistic physiological models parameterized from neuroimaging data, representing a fundamentally different paradigm grounded in biophysical simulation rather than data-driven generation. Their approach excels in modeling specific pathophysiological processes (e.g., perfusion dynamics, infarct core evolution) but requires patient-specific imaging data that is unavailable in most EHR-only settings. Our data-driven approach complements their work by offering scalability to large EHR cohorts without imaging prerequisites, although it does not capture the mechanistic granularity of physics-based digital twins.</w:t>
+      </w:r>
+    </w:p>
+    <w:p>
+      <w:pPr>
+        <w:pStyle w:val="Heading2"/>
+      </w:pPr>
+      <w:r>
+        <w:rPr>
+          <w:rFonts w:ascii="Times New Roman" w:hAnsi="Times New Roman"/>
+          <w:sz w:val="28"/>
+        </w:rPr>
+        <w:t>4.2b Inverse Mortality Association of Hypertension and Dyslipidemia</w:t>
+      </w:r>
+    </w:p>
+    <w:p>
+      <w:pPr>
+        <w:spacing w:line="360" w:lineRule="auto" w:after="120"/>
+      </w:pPr>
+      <w:r>
+        <w:rPr>
+          <w:rFonts w:ascii="Times New Roman" w:hAnsi="Times New Roman"/>
+          <w:b w:val="0"/>
+          <w:i w:val="0"/>
+          <w:sz w:val="22"/>
+        </w:rPr>
+        <w:t>An unexpected finding of the cohort analysis was the significantly lower prevalence of hypertension (47.1% vs. 52.5%; p &lt; 0.001) and dyslipidemia (45.3% vs. 54.0%; p &lt; 0.001) among non-survivors compared with survivors. This inverse association contrasts with the direction observed for other comorbidities (atrial fibrillation, diabetes, CKD, and CAD), all of which were more prevalent in non-survivors. Several non-mutually-exclusive explanations merit consideration. First, a treatment effect may be operative: patients with diagnosed hypertension and dyslipidemia are more likely to receive statins and antihypertensive agents, both of which have demonstrated neuroprotective and pleiotropic benefits in acute stroke beyond their primary lipid-lowering or blood-pressure-lowering effects [14]. Second, competing risks and confounding by stroke subtype may contribute, as intracerebral hemorrhage -- the subtype with the highest mortality (22.0%) -- is strongly associated with hypertension but may be underdiagnosed with concurrent dyslipidemia. Third, survival bias is possible: patients who survive long enough to accumulate ICD-coded diagnoses of hypertension and dyslipidemia during a hospitalization may inherently have better prognoses. Fourth, an obesity paradox analogue has been described in critical care settings, wherein patients with metabolic comorbidities may have greater physiological reserve. This finding underscores the importance of multivariable adjustment and causal inference methods when interpreting observational comorbidity--outcome associations, and it highlights a clinical nuance that the Bayesian Network must faithfully encode to produce realistic counterfactual simulations.</w:t>
       </w:r>
     </w:p>
     <w:p>
@@ -6382,7 +6436,7 @@
           <w:i w:val="0"/>
           <w:sz w:val="22"/>
         </w:rPr>
-        <w:t>Several avenues for future development emerge from this work. External validation on the eICU Collaborative Research Database will assess the transferability of the hybrid BN+DGAN framework to a multi-center critical care setting with different institutional practices and patient demographics. Comparative evaluation against diffusion-based generative models, following the methodology of Ibrahim et al. [2025], will determine whether newer generative architectures offer meaningful improvements in temporal fidelity or mode coverage for stroke-specific data. Integration with imaging-based digital twin approaches—combining our EHR-derived physiological trajectories with neuroimaging-derived perfusion and infarct models—represents a natural extension toward multimodal digital twins capable of supporting image-guided treatment decisions. Replacing the correlation-based counterfactual engine with formal causal inference frameworks, such as structural causal models or targeted learning, would strengthen the interpretability and clinical credibility of "what-if" simulations. Federated learning architectures that train the hybrid generative model across multiple institutions without centralizing patient data offer a path toward more representative digital twins while preserving institutional data sovereignty. Finally, extension of the framework to traumatic brain injury (TBI)—a condition sharing many ICU monitoring characteristics with hemorrhagic stroke—is planned as Phase 2, broadening the clinical applicability of the digital twin paradigm to the broader spectrum of acute neurological critical care.</w:t>
+        <w:t>Several avenues for future development emerge from this work. External validation on the eICU Collaborative Research Database will assess the transferability of the hybrid BN+DGAN framework to a multi-center critical care setting with different institutional practices and patient demographics. Comparative evaluation against diffusion-based generative models, following the methodology of Ibrahim et al. [5], will determine whether newer generative architectures offer meaningful improvements in temporal fidelity or mode coverage for stroke-specific data. Integration with imaging-based digital twin approaches—combining our EHR-derived physiological trajectories with neuroimaging-derived perfusion and infarct models—represents a natural extension toward multimodal digital twins capable of supporting image-guided treatment decisions. Replacing the correlation-based counterfactual engine with formal causal inference frameworks, such as structural causal models or targeted learning, would strengthen the interpretability and clinical credibility of "what-if" simulations. Federated learning architectures that train the hybrid generative model across multiple institutions without centralizing patient data offer a path toward more representative digital twins while preserving institutional data sovereignty. Finally, extension of the framework to traumatic brain injury (TBI)—a condition sharing many ICU monitoring characteristics with hemorrhagic stroke—is planned as Phase 2, broadening the clinical applicability of the digital twin paradigm to the broader spectrum of acute neurological critical care.</w:t>
       </w:r>
     </w:p>
     <w:p>
